--- a/2026_Spring/lab4/baseline_explaination.docx
+++ b/2026_Spring/lab4/baseline_explaination.docx
@@ -46,15 +46,7 @@
       </w:r>
       <w:proofErr w:type="spellEnd"/>
       <w:r>
-        <w:t xml:space="preserve"> activation function to provide non-linear shaping. This serves to make the output signal better suited for neural network classifiers. The overall function is to take some </w:t>
-      </w:r>
-      <w:proofErr w:type="gramStart"/>
-      <w:r>
-        <w:t>input signal data</w:t>
-      </w:r>
-      <w:proofErr w:type="gramEnd"/>
-      <w:r>
-        <w:t>, normalize it, detect peaks for gain adjustment, and shape the signal for use in classifiers.</w:t>
+        <w:t xml:space="preserve"> activation function to provide non-linear shaping. This serves to make the output signal better suited for neural network classifiers. The overall function is to take some input signal data, normalize it, detect peaks for gain adjustment, and shape the signal for use in classifiers.</w:t>
       </w:r>
     </w:p>
     <w:p/>
@@ -109,13 +101,13 @@
         </w:rPr>
       </w:pPr>
       <w:r>
-        <w:t>1194536</w:t>
-      </w:r>
-      <w:r>
-        <w:t xml:space="preserve"> cycles * </w:t>
-      </w:r>
-      <w:r>
-        <w:t>6.908</w:t>
+        <w:t xml:space="preserve">6831682 </w:t>
+      </w:r>
+      <w:r>
+        <w:t xml:space="preserve">cycles * </w:t>
+      </w:r>
+      <w:r>
+        <w:t>7.606</w:t>
       </w:r>
       <w:r>
         <w:t xml:space="preserve"> ns = </w:t>
@@ -124,14 +116,20 @@
         <w:rPr>
           <w:u w:val="single"/>
         </w:rPr>
-        <w:t xml:space="preserve">8.25 </w:t>
+        <w:t>51.962</w:t>
+      </w:r>
+      <w:r>
+        <w:rPr>
+          <w:u w:val="single"/>
+        </w:rPr>
+        <w:t xml:space="preserve"> m</w:t>
       </w:r>
       <w:proofErr w:type="spellStart"/>
       <w:r>
         <w:rPr>
           <w:u w:val="single"/>
         </w:rPr>
-        <w:t>ms</w:t>
+        <w:t>s</w:t>
       </w:r>
       <w:proofErr w:type="spellEnd"/>
       <w:r>
@@ -171,13 +169,14 @@
         <w:rPr>
           <w:b/>
           <w:bCs/>
+          <w:noProof/>
           <w:u w:val="single"/>
         </w:rPr>
         <w:drawing>
-          <wp:inline distT="0" distB="0" distL="0" distR="0" wp14:anchorId="65483C30" wp14:editId="41306C34">
-            <wp:extent cx="6202777" cy="1352550"/>
-            <wp:effectExtent l="0" t="0" r="7620" b="0"/>
-            <wp:docPr id="1850407015" name="Picture 1"/>
+          <wp:inline distT="0" distB="0" distL="0" distR="0" wp14:anchorId="071D7DE7" wp14:editId="2E7E9984">
+            <wp:extent cx="6403719" cy="857250"/>
+            <wp:effectExtent l="0" t="0" r="0" b="0"/>
+            <wp:docPr id="1575956851" name="Picture 1"/>
             <wp:cNvGraphicFramePr>
               <a:graphicFrameLocks xmlns:a="http://schemas.openxmlformats.org/drawingml/2006/main" noChangeAspect="1"/>
             </wp:cNvGraphicFramePr>
@@ -185,7 +184,7 @@
               <a:graphicData uri="http://schemas.openxmlformats.org/drawingml/2006/picture">
                 <pic:pic xmlns:pic="http://schemas.openxmlformats.org/drawingml/2006/picture">
                   <pic:nvPicPr>
-                    <pic:cNvPr id="1850407015" name=""/>
+                    <pic:cNvPr id="1575956851" name=""/>
                     <pic:cNvPicPr/>
                   </pic:nvPicPr>
                   <pic:blipFill>
@@ -197,7 +196,7 @@
                   <pic:spPr>
                     <a:xfrm>
                       <a:off x="0" y="0"/>
-                      <a:ext cx="6212270" cy="1354620"/>
+                      <a:ext cx="6407792" cy="857795"/>
                     </a:xfrm>
                     <a:prstGeom prst="rect">
                       <a:avLst/>
@@ -212,12 +211,15 @@
     </w:p>
     <w:p>
       <w:r>
+        <w:rPr>
+          <w:noProof/>
+        </w:rPr>
         <w:lastRenderedPageBreak/>
         <w:drawing>
-          <wp:inline distT="0" distB="0" distL="0" distR="0" wp14:anchorId="3F8ED12B" wp14:editId="2EF5D9B1">
-            <wp:extent cx="2952750" cy="3214745"/>
-            <wp:effectExtent l="0" t="0" r="0" b="5080"/>
-            <wp:docPr id="617402458" name="Picture 1"/>
+          <wp:inline distT="0" distB="0" distL="0" distR="0" wp14:anchorId="55883F9A" wp14:editId="66FCD940">
+            <wp:extent cx="3791479" cy="4153480"/>
+            <wp:effectExtent l="0" t="0" r="0" b="0"/>
+            <wp:docPr id="1107620214" name="Picture 1"/>
             <wp:cNvGraphicFramePr>
               <a:graphicFrameLocks xmlns:a="http://schemas.openxmlformats.org/drawingml/2006/main" noChangeAspect="1"/>
             </wp:cNvGraphicFramePr>
@@ -225,7 +227,7 @@
               <a:graphicData uri="http://schemas.openxmlformats.org/drawingml/2006/picture">
                 <pic:pic xmlns:pic="http://schemas.openxmlformats.org/drawingml/2006/picture">
                   <pic:nvPicPr>
-                    <pic:cNvPr id="617402458" name=""/>
+                    <pic:cNvPr id="1107620214" name=""/>
                     <pic:cNvPicPr/>
                   </pic:nvPicPr>
                   <pic:blipFill>
@@ -237,7 +239,7 @@
                   <pic:spPr>
                     <a:xfrm>
                       <a:off x="0" y="0"/>
-                      <a:ext cx="2955061" cy="3217261"/>
+                      <a:ext cx="3791479" cy="4153480"/>
                     </a:xfrm>
                     <a:prstGeom prst="rect">
                       <a:avLst/>
